--- a/CÔNG TY TNHH KHUÔN MẪU TRƯỜNG PHÁT/TruongPhat_ThayDoi_CSH_DDPL/HoSo2_ThayDoiDDPL_MauSo13.docx
+++ b/CÔNG TY TNHH KHUÔN MẪU TRƯỜNG PHÁT/TruongPhat_ThayDoi_CSH_DDPL/HoSo2_ThayDoiDDPL_MauSo13.docx
@@ -584,7 +584,7 @@
           <w:sz w:val="24"/>
           <w:szCs w:val="24"/>
         </w:rPr>
-        <w:t>040301022006</w:t>
+        <w:t>094159001639</w:t>
       </w:r>
     </w:p>
     <w:p>
@@ -2316,7 +2316,6 @@
   <w:style w:type="character" w:default="1" w:styleId="DefaultParagraphFont">
     <w:name w:val="Default Paragraph Font"/>
     <w:uiPriority w:val="1"/>
-    <w:semiHidden/>
     <w:unhideWhenUsed/>
   </w:style>
   <w:style w:type="table" w:default="1" w:styleId="TableNormal">

--- a/CÔNG TY TNHH KHUÔN MẪU TRƯỜNG PHÁT/TruongPhat_ThayDoi_CSH_DDPL/HoSo2_ThayDoiDDPL_MauSo13.docx
+++ b/CÔNG TY TNHH KHUÔN MẪU TRƯỜNG PHÁT/TruongPhat_ThayDoi_CSH_DDPL/HoSo2_ThayDoiDDPL_MauSo13.docx
@@ -255,7 +255,7 @@
                 <w:i/>
                 <w:sz w:val="23"/>
               </w:rPr>
-              <w:t xml:space="preserve"> 28</w:t>
+              <w:t xml:space="preserve"> 8</w:t>
             </w:r>
             <w:r>
               <w:rPr>
@@ -287,7 +287,15 @@
                 <w:i/>
                 <w:sz w:val="23"/>
               </w:rPr>
-              <w:t xml:space="preserve"> 7</w:t>
+              <w:t xml:space="preserve"> </w:t>
+            </w:r>
+            <w:r>
+              <w:rPr>
+                <w:rFonts w:ascii="Times New Roman" w:hAnsi="Times New Roman"/>
+                <w:i/>
+                <w:sz w:val="23"/>
+              </w:rPr>
+              <w:t>8</w:t>
             </w:r>
             <w:r>
               <w:rPr>
@@ -2316,6 +2324,7 @@
   <w:style w:type="character" w:default="1" w:styleId="DefaultParagraphFont">
     <w:name w:val="Default Paragraph Font"/>
     <w:uiPriority w:val="1"/>
+    <w:semiHidden/>
     <w:unhideWhenUsed/>
   </w:style>
   <w:style w:type="table" w:default="1" w:styleId="TableNormal">
